--- a/03TechnologiesOfProgramming/lab04/Lab04_Report_Kiryushin.docx
+++ b/03TechnologiesOfProgramming/lab04/Lab04_Report_Kiryushin.docx
@@ -4,6 +4,16 @@
   <w:body>
     <w:p>
       <w:pPr>
+        <w:spacing w:after="100"/>
+        <w:jc w:val="center"/>
+      </w:pPr>
+      <w:r>
+        <w:t>Федеральное государственное автономное образовательное учреждение высшего образования</w:t>
+      </w:r>
+    </w:p>
+    <w:p>
+      <w:pPr>
+        <w:spacing w:after="100"/>
         <w:jc w:val="center"/>
       </w:pPr>
       <w:r>
@@ -12,6 +22,7 @@
     </w:p>
     <w:p>
       <w:pPr>
+        <w:spacing w:after="100"/>
         <w:jc w:val="center"/>
       </w:pPr>
       <w:r>
@@ -20,13 +31,13 @@
     </w:p>
     <w:p>
       <w:pPr>
+        <w:spacing w:after="100"/>
         <w:jc w:val="center"/>
       </w:pPr>
       <w:r>
         <w:t>Кафедра инфокоммуникационных технологий</w:t>
       </w:r>
     </w:p>
-    <w:p/>
     <w:p/>
     <w:p/>
     <w:p/>
@@ -44,10 +55,11 @@
         <w:br/>
         <w:t>по лабораторной работе № 4</w:t>
         <w:br/>
-        <w:t>«Поведенческие паттерны проектирования»</w:t>
+        <w:t>по дисциплине «Технологии программирования»</w:t>
+        <w:br/>
+        <w:t>на тему «Поведенческие паттерны проектирования»</w:t>
       </w:r>
     </w:p>
-    <w:p/>
     <w:p/>
     <w:p/>
     <w:p/>
@@ -57,14 +69,18 @@
         <w:jc w:val="right"/>
       </w:pPr>
       <w:r>
-        <w:t>Выполнил: Кирюшин Алексей Александрович</w:t>
+        <w:t>Выполнил:</w:t>
         <w:br/>
-        <w:t>Группа: БИВТ-25-4-6</w:t>
+        <w:t>студент группы БИВТ-25-4-6</w:t>
         <w:br/>
-        <w:t>Проверил: Пискунов Степан Александрович</w:t>
+        <w:t>Кирюшин Алексей Александрович</w:t>
+        <w:br/>
+        <w:br/>
+        <w:t>Проверил:</w:t>
+        <w:br/>
+        <w:t>Пискунов Степан Александрович</w:t>
       </w:r>
     </w:p>
-    <w:p/>
     <w:p/>
     <w:p/>
     <w:p/>
@@ -99,7 +115,7 @@
     </w:p>
     <w:p>
       <w:r>
-        <w:t>Применить Strategy, Chain of Responsibility и Iterator к поведению игровых объектов.</w:t>
+        <w:t>Реализовать Strategy, Chain of Responsibility и Iterator и исследовать, как они распределяют алгоритм, последовательную обработку события и обход коллекции.</w:t>
       </w:r>
     </w:p>
     <w:p>
@@ -112,7 +128,7 @@
     </w:p>
     <w:p>
       <w:r>
-        <w:t>Strategy задаёт сменные алгоритмы перемещения; Chain of Responsibility последовательно обрабатывает боевое событие и уменьшает урон защитой; Iterator предоставляет последовательный обход коллекции юнитов.</w:t>
+        <w:t>В рамках лабораторной требуется применить три поведенческих паттерна: стратегию, цепочку обязанностей и итератор. Выбранная модель использует алгоритмы движения, обработку урона и обход юнитов на карте.</w:t>
       </w:r>
     </w:p>
     <w:p>
@@ -120,12 +136,59 @@
         <w:pStyle w:val="Heading2"/>
       </w:pPr>
       <w:r>
-        <w:t>Ход работы и реализация</w:t>
+        <w:t>Ход работы</w:t>
+      </w:r>
+    </w:p>
+    <w:p>
+      <w:pPr>
+        <w:pStyle w:val="Heading3"/>
+      </w:pPr>
+      <w:r>
+        <w:t>Strategy: сменный алгоритм движения</w:t>
       </w:r>
     </w:p>
     <w:p>
       <w:r>
-        <w:t>Демонстрация меняет стратегию хода, передаёт событие по цепочке защиты и выводит элементы отряда через итератор.</w:t>
+        <w:t>MovementStrategy описывает функцию следующего шага от текущей позиции к цели. DirectMovement может изменять обе координаты на один шаг; CautiousMovement сначала изменяет координату X и только после её совпадения — Y. Обе стратегии реализуют один fun interface, поэтому вызывающий код может выбрать алгоритм без ветвления по конкретному классу.</w:t>
+      </w:r>
+    </w:p>
+    <w:p>
+      <w:pPr>
+        <w:pStyle w:val="Heading3"/>
+      </w:pPr>
+      <w:r>
+        <w:t>Chain of Responsibility: обработка боевого события</w:t>
+      </w:r>
+    </w:p>
+    <w:p>
+      <w:r>
+        <w:t>BattleEventHandler содержит ссылку на следующий обработчик и вызывает process для текущего события, после чего передаёт событие дальше. ShieldHandler сообщает о поглощённой половине урона, а HealthHandler обрабатывает оставшуюся часть. Цепочка может расширяться новым обработчиком, не изменяя код отправителя события.</w:t>
+      </w:r>
+    </w:p>
+    <w:p>
+      <w:pPr>
+        <w:pStyle w:val="Heading3"/>
+      </w:pPr>
+      <w:r>
+        <w:t>Iterator: последовательный обход юнитов</w:t>
+      </w:r>
+    </w:p>
+    <w:p>
+      <w:r>
+        <w:t>MapUnitIterator хранит список и текущий индекс. hasNext сообщает, осталось ли значение, а next возвращает очередного юнита и увеличивает индекс. Попытка прочитать элемент после конца последовательности приводит к NoSuchElementException, как ожидается от итератора.</w:t>
+      </w:r>
+    </w:p>
+    <w:p>
+      <w:pPr>
+        <w:pStyle w:val="Heading3"/>
+      </w:pPr>
+      <w:r>
+        <w:t>Проверка сценария</w:t>
+      </w:r>
+    </w:p>
+    <w:p>
+      <w:r>
+        <w:t>В демонстрации стартовая точка равна (1, 1), цель — (4, 3). Прямой алгоритм выдаёт (2, 2), осторожный — (2, 1). Событие урона 20 проходит через обработчики: щит сообщает о 10 поглощённых единицах, затем здоровье обрабатывает остаток 10. Итератор перечисляет Лучника и Стража в исходном порядке.</w:t>
       </w:r>
     </w:p>
     <w:p>
@@ -133,12 +196,127 @@
         <w:pStyle w:val="Heading2"/>
       </w:pPr>
       <w:r>
-        <w:t>Результаты и проверка</w:t>
+        <w:t>Проверка работы программы</w:t>
       </w:r>
     </w:p>
     <w:p>
       <w:r>
-        <w:t>Фактический вывод `:lab04:run`: «Strategy: следующий ход Position(x=2, y=2)» и осторожный ход `Position(x=2, y=1)`; щит поглотил 10 единиц, остаточный урон равен 10; итератор перечислил Лучника и Стража. Сборка Gradle успешна.</w:t>
+        <w:t>Для проверки выполнены команды из каталога 03TechnologiesOfProgramming. Ниже приведён наблюдаемый фрагмент результата запуска; для лабораторной №4 он получен непосредственно при выполнении указанной команды.</w:t>
+      </w:r>
+    </w:p>
+    <w:tbl>
+      <w:tblPr>
+        <w:tblW w:type="auto" w:w="0"/>
+        <w:tblLayout w:type="autofit"/>
+        <w:tblLook w:firstColumn="1" w:firstRow="1" w:lastColumn="0" w:lastRow="0" w:noHBand="0" w:noVBand="1" w:val="04A0"/>
+      </w:tblPr>
+      <w:tblGrid>
+        <w:gridCol w:w="9746"/>
+      </w:tblGrid>
+      <w:tr>
+        <w:tc>
+          <w:tcPr>
+            <w:tcW w:type="dxa" w:w="9746"/>
+            <w:shd w:fill="F1F3F5"/>
+          </w:tcPr>
+          <w:p>
+            <w:pPr>
+              <w:spacing w:after="0" w:line="240" w:lineRule="auto"/>
+            </w:pPr>
+            <w:r>
+              <w:rPr>
+                <w:rFonts w:ascii="Courier New" w:hAnsi="Courier New"/>
+                <w:sz w:val="16"/>
+              </w:rPr>
+              <w:t>$ ./gradlew :lab04:run</w:t>
+            </w:r>
+          </w:p>
+          <w:p>
+            <w:pPr>
+              <w:spacing w:after="0" w:line="240" w:lineRule="auto"/>
+            </w:pPr>
+            <w:r>
+              <w:rPr>
+                <w:rFonts w:ascii="Courier New" w:hAnsi="Courier New"/>
+                <w:sz w:val="16"/>
+              </w:rPr>
+              <w:t>Strategy: следующий ход Position(x=2, y=2)</w:t>
+            </w:r>
+          </w:p>
+          <w:p>
+            <w:pPr>
+              <w:spacing w:after="0" w:line="240" w:lineRule="auto"/>
+            </w:pPr>
+            <w:r>
+              <w:rPr>
+                <w:rFonts w:ascii="Courier New" w:hAnsi="Courier New"/>
+                <w:sz w:val="16"/>
+              </w:rPr>
+              <w:t>Strategy: осторожный ход Position(x=2, y=1)</w:t>
+            </w:r>
+          </w:p>
+          <w:p>
+            <w:pPr>
+              <w:spacing w:after="0" w:line="240" w:lineRule="auto"/>
+            </w:pPr>
+            <w:r>
+              <w:rPr>
+                <w:rFonts w:ascii="Courier New" w:hAnsi="Courier New"/>
+                <w:sz w:val="16"/>
+              </w:rPr>
+              <w:t>Chain of Responsibility: Щит поглотил 10; остаточный урон обработан: 10</w:t>
+            </w:r>
+          </w:p>
+          <w:p>
+            <w:pPr>
+              <w:spacing w:after="0" w:line="240" w:lineRule="auto"/>
+            </w:pPr>
+            <w:r>
+              <w:rPr>
+                <w:rFonts w:ascii="Courier New" w:hAnsi="Courier New"/>
+                <w:sz w:val="16"/>
+              </w:rPr>
+              <w:t>Iterator: Лучник, Страж</w:t>
+            </w:r>
+          </w:p>
+          <w:p>
+            <w:pPr>
+              <w:spacing w:after="0" w:line="240" w:lineRule="auto"/>
+            </w:pPr>
+            <w:r>
+              <w:rPr>
+                <w:rFonts w:ascii="Courier New" w:hAnsi="Courier New"/>
+                <w:sz w:val="16"/>
+              </w:rPr>
+              <w:t>$ ./gradlew build</w:t>
+            </w:r>
+          </w:p>
+          <w:p>
+            <w:pPr>
+              <w:spacing w:after="0" w:line="240" w:lineRule="auto"/>
+            </w:pPr>
+            <w:r>
+              <w:rPr>
+                <w:rFonts w:ascii="Courier New" w:hAnsi="Courier New"/>
+                <w:sz w:val="16"/>
+              </w:rPr>
+              <w:t>BUILD SUCCESSFUL</w:t>
+            </w:r>
+          </w:p>
+        </w:tc>
+      </w:tr>
+    </w:tbl>
+    <w:p>
+      <w:pPr>
+        <w:pStyle w:val="Heading2"/>
+      </w:pPr>
+      <w:r>
+        <w:t>Анализ результата</w:t>
+      </w:r>
+    </w:p>
+    <w:p>
+      <w:r>
+        <w:t>Результаты демонстрируют разные варианты поведения при одинаковом контракте стратегии, делегирование события двум обработчикам и упорядоченный доступ к коллекции через стандартный интерфейс Iterator. Вызов main не зависит от устройства обхода списка и не выполняет обработку урона вручную.</w:t>
       </w:r>
     </w:p>
     <w:p>
@@ -151,12 +329,829 @@
     </w:p>
     <w:p>
       <w:r>
-        <w:t>Поведенческие паттерны позволяют менять алгоритмы и распределять обработку событий без связывания вызывающего кода с конкретными реализациями.</w:t>
+        <w:t>Поведенческие паттерны разделили алгоритмы движения, этапы обработки события и способ чтения коллекции. Изменение одного поведения не требует переписывать потребителей остальных компонентов.</w:t>
       </w:r>
     </w:p>
+    <w:p>
+      <w:pPr>
+        <w:pStyle w:val="Heading2"/>
+      </w:pPr>
+      <w:r>
+        <w:t>Источник задания</w:t>
+      </w:r>
+    </w:p>
+    <w:p>
+      <w:r>
+        <w:t>https://github.com/Glasov/tp/blob/master/labs/laba4/laba4.md</w:t>
+      </w:r>
+    </w:p>
+    <w:p>
+      <w:r>
+        <w:br w:type="page"/>
+      </w:r>
+    </w:p>
+    <w:p>
+      <w:pPr>
+        <w:pStyle w:val="Heading1"/>
+      </w:pPr>
+      <w:r>
+        <w:t>Приложение. Исходный код Main.kt</w:t>
+      </w:r>
+    </w:p>
+    <w:p>
+      <w:r>
+        <w:t>Листинг приведён по файлу lab04/src/main/kotlin/lab04/Main.kt из состава лабораторной работы.</w:t>
+      </w:r>
+    </w:p>
+    <w:tbl>
+      <w:tblPr>
+        <w:tblW w:type="auto" w:w="0"/>
+        <w:tblLayout w:type="autofit"/>
+        <w:tblLook w:firstColumn="1" w:firstRow="1" w:lastColumn="0" w:lastRow="0" w:noHBand="0" w:noVBand="1" w:val="04A0"/>
+      </w:tblPr>
+      <w:tblGrid>
+        <w:gridCol w:w="9746"/>
+      </w:tblGrid>
+      <w:tr>
+        <w:tc>
+          <w:tcPr>
+            <w:tcW w:type="dxa" w:w="9746"/>
+            <w:shd w:fill="F1F3F5"/>
+          </w:tcPr>
+          <w:p>
+            <w:pPr>
+              <w:spacing w:after="0" w:line="240" w:lineRule="auto"/>
+            </w:pPr>
+            <w:r>
+              <w:rPr>
+                <w:rFonts w:ascii="Courier New" w:hAnsi="Courier New"/>
+                <w:sz w:val="16"/>
+              </w:rPr>
+              <w:t>001  package lab04</w:t>
+            </w:r>
+          </w:p>
+          <w:p>
+            <w:pPr>
+              <w:spacing w:after="0" w:line="240" w:lineRule="auto"/>
+            </w:pPr>
+            <w:r>
+              <w:rPr>
+                <w:rFonts w:ascii="Courier New" w:hAnsi="Courier New"/>
+                <w:sz w:val="16"/>
+              </w:rPr>
+              <w:t xml:space="preserve">002  </w:t>
+            </w:r>
+          </w:p>
+          <w:p>
+            <w:pPr>
+              <w:spacing w:after="0" w:line="240" w:lineRule="auto"/>
+            </w:pPr>
+            <w:r>
+              <w:rPr>
+                <w:rFonts w:ascii="Courier New" w:hAnsi="Courier New"/>
+                <w:sz w:val="16"/>
+              </w:rPr>
+              <w:t>003  data class Position(val x: Int, val y: Int)</w:t>
+            </w:r>
+          </w:p>
+          <w:p>
+            <w:pPr>
+              <w:spacing w:after="0" w:line="240" w:lineRule="auto"/>
+            </w:pPr>
+            <w:r>
+              <w:rPr>
+                <w:rFonts w:ascii="Courier New" w:hAnsi="Courier New"/>
+                <w:sz w:val="16"/>
+              </w:rPr>
+              <w:t xml:space="preserve">004  </w:t>
+            </w:r>
+          </w:p>
+          <w:p>
+            <w:pPr>
+              <w:spacing w:after="0" w:line="240" w:lineRule="auto"/>
+            </w:pPr>
+            <w:r>
+              <w:rPr>
+                <w:rFonts w:ascii="Courier New" w:hAnsi="Courier New"/>
+                <w:sz w:val="16"/>
+              </w:rPr>
+              <w:t>005  fun interface MovementStrategy {</w:t>
+            </w:r>
+          </w:p>
+          <w:p>
+            <w:pPr>
+              <w:spacing w:after="0" w:line="240" w:lineRule="auto"/>
+            </w:pPr>
+            <w:r>
+              <w:rPr>
+                <w:rFonts w:ascii="Courier New" w:hAnsi="Courier New"/>
+                <w:sz w:val="16"/>
+              </w:rPr>
+              <w:t>006      fun next(current: Position, target: Position): Position</w:t>
+            </w:r>
+          </w:p>
+          <w:p>
+            <w:pPr>
+              <w:spacing w:after="0" w:line="240" w:lineRule="auto"/>
+            </w:pPr>
+            <w:r>
+              <w:rPr>
+                <w:rFonts w:ascii="Courier New" w:hAnsi="Courier New"/>
+                <w:sz w:val="16"/>
+              </w:rPr>
+              <w:t>007  }</w:t>
+            </w:r>
+          </w:p>
+          <w:p>
+            <w:pPr>
+              <w:spacing w:after="0" w:line="240" w:lineRule="auto"/>
+            </w:pPr>
+            <w:r>
+              <w:rPr>
+                <w:rFonts w:ascii="Courier New" w:hAnsi="Courier New"/>
+                <w:sz w:val="16"/>
+              </w:rPr>
+              <w:t xml:space="preserve">008  </w:t>
+            </w:r>
+          </w:p>
+          <w:p>
+            <w:pPr>
+              <w:spacing w:after="0" w:line="240" w:lineRule="auto"/>
+            </w:pPr>
+            <w:r>
+              <w:rPr>
+                <w:rFonts w:ascii="Courier New" w:hAnsi="Courier New"/>
+                <w:sz w:val="16"/>
+              </w:rPr>
+              <w:t>009  object DirectMovement : MovementStrategy {</w:t>
+            </w:r>
+          </w:p>
+          <w:p>
+            <w:pPr>
+              <w:spacing w:after="0" w:line="240" w:lineRule="auto"/>
+            </w:pPr>
+            <w:r>
+              <w:rPr>
+                <w:rFonts w:ascii="Courier New" w:hAnsi="Courier New"/>
+                <w:sz w:val="16"/>
+              </w:rPr>
+              <w:t>010      override fun next(current: Position, target: Position) = Position(</w:t>
+            </w:r>
+          </w:p>
+          <w:p>
+            <w:pPr>
+              <w:spacing w:after="0" w:line="240" w:lineRule="auto"/>
+            </w:pPr>
+            <w:r>
+              <w:rPr>
+                <w:rFonts w:ascii="Courier New" w:hAnsi="Courier New"/>
+                <w:sz w:val="16"/>
+              </w:rPr>
+              <w:t>011          current.x + (target.x - current.x).sign(),</w:t>
+            </w:r>
+          </w:p>
+          <w:p>
+            <w:pPr>
+              <w:spacing w:after="0" w:line="240" w:lineRule="auto"/>
+            </w:pPr>
+            <w:r>
+              <w:rPr>
+                <w:rFonts w:ascii="Courier New" w:hAnsi="Courier New"/>
+                <w:sz w:val="16"/>
+              </w:rPr>
+              <w:t>012          current.y + (target.y - current.y).sign(),</w:t>
+            </w:r>
+          </w:p>
+          <w:p>
+            <w:pPr>
+              <w:spacing w:after="0" w:line="240" w:lineRule="auto"/>
+            </w:pPr>
+            <w:r>
+              <w:rPr>
+                <w:rFonts w:ascii="Courier New" w:hAnsi="Courier New"/>
+                <w:sz w:val="16"/>
+              </w:rPr>
+              <w:t>013      )</w:t>
+            </w:r>
+          </w:p>
+          <w:p>
+            <w:pPr>
+              <w:spacing w:after="0" w:line="240" w:lineRule="auto"/>
+            </w:pPr>
+            <w:r>
+              <w:rPr>
+                <w:rFonts w:ascii="Courier New" w:hAnsi="Courier New"/>
+                <w:sz w:val="16"/>
+              </w:rPr>
+              <w:t>014  }</w:t>
+            </w:r>
+          </w:p>
+          <w:p>
+            <w:pPr>
+              <w:spacing w:after="0" w:line="240" w:lineRule="auto"/>
+            </w:pPr>
+            <w:r>
+              <w:rPr>
+                <w:rFonts w:ascii="Courier New" w:hAnsi="Courier New"/>
+                <w:sz w:val="16"/>
+              </w:rPr>
+              <w:t xml:space="preserve">015  </w:t>
+            </w:r>
+          </w:p>
+          <w:p>
+            <w:pPr>
+              <w:spacing w:after="0" w:line="240" w:lineRule="auto"/>
+            </w:pPr>
+            <w:r>
+              <w:rPr>
+                <w:rFonts w:ascii="Courier New" w:hAnsi="Courier New"/>
+                <w:sz w:val="16"/>
+              </w:rPr>
+              <w:t>016  object CautiousMovement : MovementStrategy {</w:t>
+            </w:r>
+          </w:p>
+          <w:p>
+            <w:pPr>
+              <w:spacing w:after="0" w:line="240" w:lineRule="auto"/>
+            </w:pPr>
+            <w:r>
+              <w:rPr>
+                <w:rFonts w:ascii="Courier New" w:hAnsi="Courier New"/>
+                <w:sz w:val="16"/>
+              </w:rPr>
+              <w:t>017      override fun next(current: Position, target: Position) = when {</w:t>
+            </w:r>
+          </w:p>
+          <w:p>
+            <w:pPr>
+              <w:spacing w:after="0" w:line="240" w:lineRule="auto"/>
+            </w:pPr>
+            <w:r>
+              <w:rPr>
+                <w:rFonts w:ascii="Courier New" w:hAnsi="Courier New"/>
+                <w:sz w:val="16"/>
+              </w:rPr>
+              <w:t>018          current.x != target.x -&gt; Position(current.x + (target.x - current.x).sign(), current.y)</w:t>
+            </w:r>
+          </w:p>
+          <w:p>
+            <w:pPr>
+              <w:spacing w:after="0" w:line="240" w:lineRule="auto"/>
+            </w:pPr>
+            <w:r>
+              <w:rPr>
+                <w:rFonts w:ascii="Courier New" w:hAnsi="Courier New"/>
+                <w:sz w:val="16"/>
+              </w:rPr>
+              <w:t>019          else -&gt; Position(current.x, current.y + (target.y - current.y).sign())</w:t>
+            </w:r>
+          </w:p>
+          <w:p>
+            <w:pPr>
+              <w:spacing w:after="0" w:line="240" w:lineRule="auto"/>
+            </w:pPr>
+            <w:r>
+              <w:rPr>
+                <w:rFonts w:ascii="Courier New" w:hAnsi="Courier New"/>
+                <w:sz w:val="16"/>
+              </w:rPr>
+              <w:t>020      }</w:t>
+            </w:r>
+          </w:p>
+          <w:p>
+            <w:pPr>
+              <w:spacing w:after="0" w:line="240" w:lineRule="auto"/>
+            </w:pPr>
+            <w:r>
+              <w:rPr>
+                <w:rFonts w:ascii="Courier New" w:hAnsi="Courier New"/>
+                <w:sz w:val="16"/>
+              </w:rPr>
+              <w:t>021  }</w:t>
+            </w:r>
+          </w:p>
+          <w:p>
+            <w:pPr>
+              <w:spacing w:after="0" w:line="240" w:lineRule="auto"/>
+            </w:pPr>
+            <w:r>
+              <w:rPr>
+                <w:rFonts w:ascii="Courier New" w:hAnsi="Courier New"/>
+                <w:sz w:val="16"/>
+              </w:rPr>
+              <w:t xml:space="preserve">022  </w:t>
+            </w:r>
+          </w:p>
+          <w:p>
+            <w:pPr>
+              <w:spacing w:after="0" w:line="240" w:lineRule="auto"/>
+            </w:pPr>
+            <w:r>
+              <w:rPr>
+                <w:rFonts w:ascii="Courier New" w:hAnsi="Courier New"/>
+                <w:sz w:val="16"/>
+              </w:rPr>
+              <w:t>023  private fun Int.sign(): Int = compareTo(0)</w:t>
+            </w:r>
+          </w:p>
+          <w:p>
+            <w:pPr>
+              <w:spacing w:after="0" w:line="240" w:lineRule="auto"/>
+            </w:pPr>
+            <w:r>
+              <w:rPr>
+                <w:rFonts w:ascii="Courier New" w:hAnsi="Courier New"/>
+                <w:sz w:val="16"/>
+              </w:rPr>
+              <w:t xml:space="preserve">024  </w:t>
+            </w:r>
+          </w:p>
+          <w:p>
+            <w:pPr>
+              <w:spacing w:after="0" w:line="240" w:lineRule="auto"/>
+            </w:pPr>
+            <w:r>
+              <w:rPr>
+                <w:rFonts w:ascii="Courier New" w:hAnsi="Courier New"/>
+                <w:sz w:val="16"/>
+              </w:rPr>
+              <w:t>025  data class BattleEvent(val type: String, val amount: Int)</w:t>
+            </w:r>
+          </w:p>
+          <w:p>
+            <w:pPr>
+              <w:spacing w:after="0" w:line="240" w:lineRule="auto"/>
+            </w:pPr>
+            <w:r>
+              <w:rPr>
+                <w:rFonts w:ascii="Courier New" w:hAnsi="Courier New"/>
+                <w:sz w:val="16"/>
+              </w:rPr>
+              <w:t xml:space="preserve">026  </w:t>
+            </w:r>
+          </w:p>
+          <w:p>
+            <w:pPr>
+              <w:spacing w:after="0" w:line="240" w:lineRule="auto"/>
+            </w:pPr>
+            <w:r>
+              <w:rPr>
+                <w:rFonts w:ascii="Courier New" w:hAnsi="Courier New"/>
+                <w:sz w:val="16"/>
+              </w:rPr>
+              <w:t>027  abstract class BattleEventHandler(private val next: BattleEventHandler? = null) {</w:t>
+            </w:r>
+          </w:p>
+          <w:p>
+            <w:pPr>
+              <w:spacing w:after="0" w:line="240" w:lineRule="auto"/>
+            </w:pPr>
+            <w:r>
+              <w:rPr>
+                <w:rFonts w:ascii="Courier New" w:hAnsi="Courier New"/>
+                <w:sz w:val="16"/>
+              </w:rPr>
+              <w:t>028      fun handle(event: BattleEvent): String = process(event) + (next?.handle(event) ?: "")</w:t>
+            </w:r>
+          </w:p>
+          <w:p>
+            <w:pPr>
+              <w:spacing w:after="0" w:line="240" w:lineRule="auto"/>
+            </w:pPr>
+            <w:r>
+              <w:rPr>
+                <w:rFonts w:ascii="Courier New" w:hAnsi="Courier New"/>
+                <w:sz w:val="16"/>
+              </w:rPr>
+              <w:t>029      protected abstract fun process(event: BattleEvent): String</w:t>
+            </w:r>
+          </w:p>
+          <w:p>
+            <w:pPr>
+              <w:spacing w:after="0" w:line="240" w:lineRule="auto"/>
+            </w:pPr>
+            <w:r>
+              <w:rPr>
+                <w:rFonts w:ascii="Courier New" w:hAnsi="Courier New"/>
+                <w:sz w:val="16"/>
+              </w:rPr>
+              <w:t>030  }</w:t>
+            </w:r>
+          </w:p>
+          <w:p>
+            <w:pPr>
+              <w:spacing w:after="0" w:line="240" w:lineRule="auto"/>
+            </w:pPr>
+            <w:r>
+              <w:rPr>
+                <w:rFonts w:ascii="Courier New" w:hAnsi="Courier New"/>
+                <w:sz w:val="16"/>
+              </w:rPr>
+              <w:t xml:space="preserve">031  </w:t>
+            </w:r>
+          </w:p>
+          <w:p>
+            <w:pPr>
+              <w:spacing w:after="0" w:line="240" w:lineRule="auto"/>
+            </w:pPr>
+            <w:r>
+              <w:rPr>
+                <w:rFonts w:ascii="Courier New" w:hAnsi="Courier New"/>
+                <w:sz w:val="16"/>
+              </w:rPr>
+              <w:t>032  class ShieldHandler(next: BattleEventHandler? = null) : BattleEventHandler(next) {</w:t>
+            </w:r>
+          </w:p>
+          <w:p>
+            <w:pPr>
+              <w:spacing w:after="0" w:line="240" w:lineRule="auto"/>
+            </w:pPr>
+            <w:r>
+              <w:rPr>
+                <w:rFonts w:ascii="Courier New" w:hAnsi="Courier New"/>
+                <w:sz w:val="16"/>
+              </w:rPr>
+              <w:t>033      override fun process(event: BattleEvent) =</w:t>
+            </w:r>
+          </w:p>
+          <w:p>
+            <w:pPr>
+              <w:spacing w:after="0" w:line="240" w:lineRule="auto"/>
+            </w:pPr>
+            <w:r>
+              <w:rPr>
+                <w:rFonts w:ascii="Courier New" w:hAnsi="Courier New"/>
+                <w:sz w:val="16"/>
+              </w:rPr>
+              <w:t>034          if (event.type == "damage") "Щит поглотил ${event.amount / 2}; " else ""</w:t>
+            </w:r>
+          </w:p>
+          <w:p>
+            <w:pPr>
+              <w:spacing w:after="0" w:line="240" w:lineRule="auto"/>
+            </w:pPr>
+            <w:r>
+              <w:rPr>
+                <w:rFonts w:ascii="Courier New" w:hAnsi="Courier New"/>
+                <w:sz w:val="16"/>
+              </w:rPr>
+              <w:t>035  }</w:t>
+            </w:r>
+          </w:p>
+          <w:p>
+            <w:pPr>
+              <w:spacing w:after="0" w:line="240" w:lineRule="auto"/>
+            </w:pPr>
+            <w:r>
+              <w:rPr>
+                <w:rFonts w:ascii="Courier New" w:hAnsi="Courier New"/>
+                <w:sz w:val="16"/>
+              </w:rPr>
+              <w:t xml:space="preserve">036  </w:t>
+            </w:r>
+          </w:p>
+          <w:p>
+            <w:pPr>
+              <w:spacing w:after="0" w:line="240" w:lineRule="auto"/>
+            </w:pPr>
+            <w:r>
+              <w:rPr>
+                <w:rFonts w:ascii="Courier New" w:hAnsi="Courier New"/>
+                <w:sz w:val="16"/>
+              </w:rPr>
+              <w:t>037  class HealthHandler : BattleEventHandler() {</w:t>
+            </w:r>
+          </w:p>
+          <w:p>
+            <w:pPr>
+              <w:spacing w:after="0" w:line="240" w:lineRule="auto"/>
+            </w:pPr>
+            <w:r>
+              <w:rPr>
+                <w:rFonts w:ascii="Courier New" w:hAnsi="Courier New"/>
+                <w:sz w:val="16"/>
+              </w:rPr>
+              <w:t>038      override fun process(event: BattleEvent) =</w:t>
+            </w:r>
+          </w:p>
+          <w:p>
+            <w:pPr>
+              <w:spacing w:after="0" w:line="240" w:lineRule="auto"/>
+            </w:pPr>
+            <w:r>
+              <w:rPr>
+                <w:rFonts w:ascii="Courier New" w:hAnsi="Courier New"/>
+                <w:sz w:val="16"/>
+              </w:rPr>
+              <w:t>039          if (event.type == "damage") "остаточный урон обработан: ${event.amount / 2}" else ""</w:t>
+            </w:r>
+          </w:p>
+          <w:p>
+            <w:pPr>
+              <w:spacing w:after="0" w:line="240" w:lineRule="auto"/>
+            </w:pPr>
+            <w:r>
+              <w:rPr>
+                <w:rFonts w:ascii="Courier New" w:hAnsi="Courier New"/>
+                <w:sz w:val="16"/>
+              </w:rPr>
+              <w:t>040  }</w:t>
+            </w:r>
+          </w:p>
+          <w:p>
+            <w:pPr>
+              <w:spacing w:after="0" w:line="240" w:lineRule="auto"/>
+            </w:pPr>
+            <w:r>
+              <w:rPr>
+                <w:rFonts w:ascii="Courier New" w:hAnsi="Courier New"/>
+                <w:sz w:val="16"/>
+              </w:rPr>
+              <w:t xml:space="preserve">041  </w:t>
+            </w:r>
+          </w:p>
+          <w:p>
+            <w:pPr>
+              <w:spacing w:after="0" w:line="240" w:lineRule="auto"/>
+            </w:pPr>
+            <w:r>
+              <w:rPr>
+                <w:rFonts w:ascii="Courier New" w:hAnsi="Courier New"/>
+                <w:sz w:val="16"/>
+              </w:rPr>
+              <w:t>042  data class MapUnit(val name: String, val position: Position)</w:t>
+            </w:r>
+          </w:p>
+          <w:p>
+            <w:pPr>
+              <w:spacing w:after="0" w:line="240" w:lineRule="auto"/>
+            </w:pPr>
+            <w:r>
+              <w:rPr>
+                <w:rFonts w:ascii="Courier New" w:hAnsi="Courier New"/>
+                <w:sz w:val="16"/>
+              </w:rPr>
+              <w:t xml:space="preserve">043  </w:t>
+            </w:r>
+          </w:p>
+          <w:p>
+            <w:pPr>
+              <w:spacing w:after="0" w:line="240" w:lineRule="auto"/>
+            </w:pPr>
+            <w:r>
+              <w:rPr>
+                <w:rFonts w:ascii="Courier New" w:hAnsi="Courier New"/>
+                <w:sz w:val="16"/>
+              </w:rPr>
+              <w:t>044  class MapUnitIterator(private val units: List&lt;MapUnit&gt;) : Iterator&lt;MapUnit&gt; {</w:t>
+            </w:r>
+          </w:p>
+          <w:p>
+            <w:pPr>
+              <w:spacing w:after="0" w:line="240" w:lineRule="auto"/>
+            </w:pPr>
+            <w:r>
+              <w:rPr>
+                <w:rFonts w:ascii="Courier New" w:hAnsi="Courier New"/>
+                <w:sz w:val="16"/>
+              </w:rPr>
+              <w:t>045      private var index = 0</w:t>
+            </w:r>
+          </w:p>
+          <w:p>
+            <w:pPr>
+              <w:spacing w:after="0" w:line="240" w:lineRule="auto"/>
+            </w:pPr>
+            <w:r>
+              <w:rPr>
+                <w:rFonts w:ascii="Courier New" w:hAnsi="Courier New"/>
+                <w:sz w:val="16"/>
+              </w:rPr>
+              <w:t>046      override fun hasNext() = index &lt; units.size</w:t>
+            </w:r>
+          </w:p>
+          <w:p>
+            <w:pPr>
+              <w:spacing w:after="0" w:line="240" w:lineRule="auto"/>
+            </w:pPr>
+            <w:r>
+              <w:rPr>
+                <w:rFonts w:ascii="Courier New" w:hAnsi="Courier New"/>
+                <w:sz w:val="16"/>
+              </w:rPr>
+              <w:t>047      override fun next(): MapUnit {</w:t>
+            </w:r>
+          </w:p>
+          <w:p>
+            <w:pPr>
+              <w:spacing w:after="0" w:line="240" w:lineRule="auto"/>
+            </w:pPr>
+            <w:r>
+              <w:rPr>
+                <w:rFonts w:ascii="Courier New" w:hAnsi="Courier New"/>
+                <w:sz w:val="16"/>
+              </w:rPr>
+              <w:t>048          if (!hasNext()) throw NoSuchElementException("На карте больше нет юнитов")</w:t>
+            </w:r>
+          </w:p>
+          <w:p>
+            <w:pPr>
+              <w:spacing w:after="0" w:line="240" w:lineRule="auto"/>
+            </w:pPr>
+            <w:r>
+              <w:rPr>
+                <w:rFonts w:ascii="Courier New" w:hAnsi="Courier New"/>
+                <w:sz w:val="16"/>
+              </w:rPr>
+              <w:t>049          return units[index++]</w:t>
+            </w:r>
+          </w:p>
+          <w:p>
+            <w:pPr>
+              <w:spacing w:after="0" w:line="240" w:lineRule="auto"/>
+            </w:pPr>
+            <w:r>
+              <w:rPr>
+                <w:rFonts w:ascii="Courier New" w:hAnsi="Courier New"/>
+                <w:sz w:val="16"/>
+              </w:rPr>
+              <w:t>050      }</w:t>
+            </w:r>
+          </w:p>
+          <w:p>
+            <w:pPr>
+              <w:spacing w:after="0" w:line="240" w:lineRule="auto"/>
+            </w:pPr>
+            <w:r>
+              <w:rPr>
+                <w:rFonts w:ascii="Courier New" w:hAnsi="Courier New"/>
+                <w:sz w:val="16"/>
+              </w:rPr>
+              <w:t>051  }</w:t>
+            </w:r>
+          </w:p>
+          <w:p>
+            <w:pPr>
+              <w:spacing w:after="0" w:line="240" w:lineRule="auto"/>
+            </w:pPr>
+            <w:r>
+              <w:rPr>
+                <w:rFonts w:ascii="Courier New" w:hAnsi="Courier New"/>
+                <w:sz w:val="16"/>
+              </w:rPr>
+              <w:t xml:space="preserve">052  </w:t>
+            </w:r>
+          </w:p>
+          <w:p>
+            <w:pPr>
+              <w:spacing w:after="0" w:line="240" w:lineRule="auto"/>
+            </w:pPr>
+            <w:r>
+              <w:rPr>
+                <w:rFonts w:ascii="Courier New" w:hAnsi="Courier New"/>
+                <w:sz w:val="16"/>
+              </w:rPr>
+              <w:t>053  fun main() {</w:t>
+            </w:r>
+          </w:p>
+          <w:p>
+            <w:pPr>
+              <w:spacing w:after="0" w:line="240" w:lineRule="auto"/>
+            </w:pPr>
+            <w:r>
+              <w:rPr>
+                <w:rFonts w:ascii="Courier New" w:hAnsi="Courier New"/>
+                <w:sz w:val="16"/>
+              </w:rPr>
+              <w:t>054      val start = Position(1, 1)</w:t>
+            </w:r>
+          </w:p>
+          <w:p>
+            <w:pPr>
+              <w:spacing w:after="0" w:line="240" w:lineRule="auto"/>
+            </w:pPr>
+            <w:r>
+              <w:rPr>
+                <w:rFonts w:ascii="Courier New" w:hAnsi="Courier New"/>
+                <w:sz w:val="16"/>
+              </w:rPr>
+              <w:t>055      val destination = Position(4, 3)</w:t>
+            </w:r>
+          </w:p>
+          <w:p>
+            <w:pPr>
+              <w:spacing w:after="0" w:line="240" w:lineRule="auto"/>
+            </w:pPr>
+            <w:r>
+              <w:rPr>
+                <w:rFonts w:ascii="Courier New" w:hAnsi="Courier New"/>
+                <w:sz w:val="16"/>
+              </w:rPr>
+              <w:t>056      println("Strategy: следующий ход ${DirectMovement.next(start, destination)}")</w:t>
+            </w:r>
+          </w:p>
+          <w:p>
+            <w:pPr>
+              <w:spacing w:after="0" w:line="240" w:lineRule="auto"/>
+            </w:pPr>
+            <w:r>
+              <w:rPr>
+                <w:rFonts w:ascii="Courier New" w:hAnsi="Courier New"/>
+                <w:sz w:val="16"/>
+              </w:rPr>
+              <w:t>057      println("Strategy: осторожный ход ${CautiousMovement.next(start, destination)}")</w:t>
+            </w:r>
+          </w:p>
+          <w:p>
+            <w:pPr>
+              <w:spacing w:after="0" w:line="240" w:lineRule="auto"/>
+            </w:pPr>
+            <w:r>
+              <w:rPr>
+                <w:rFonts w:ascii="Courier New" w:hAnsi="Courier New"/>
+                <w:sz w:val="16"/>
+              </w:rPr>
+              <w:t xml:space="preserve">058  </w:t>
+            </w:r>
+          </w:p>
+          <w:p>
+            <w:pPr>
+              <w:spacing w:after="0" w:line="240" w:lineRule="auto"/>
+            </w:pPr>
+            <w:r>
+              <w:rPr>
+                <w:rFonts w:ascii="Courier New" w:hAnsi="Courier New"/>
+                <w:sz w:val="16"/>
+              </w:rPr>
+              <w:t>059      val chain = ShieldHandler(HealthHandler())</w:t>
+            </w:r>
+          </w:p>
+          <w:p>
+            <w:pPr>
+              <w:spacing w:after="0" w:line="240" w:lineRule="auto"/>
+            </w:pPr>
+            <w:r>
+              <w:rPr>
+                <w:rFonts w:ascii="Courier New" w:hAnsi="Courier New"/>
+                <w:sz w:val="16"/>
+              </w:rPr>
+              <w:t>060      println("Chain of Responsibility: ${chain.handle(BattleEvent("damage", 20))}")</w:t>
+            </w:r>
+          </w:p>
+          <w:p>
+            <w:pPr>
+              <w:spacing w:after="0" w:line="240" w:lineRule="auto"/>
+            </w:pPr>
+            <w:r>
+              <w:rPr>
+                <w:rFonts w:ascii="Courier New" w:hAnsi="Courier New"/>
+                <w:sz w:val="16"/>
+              </w:rPr>
+              <w:t xml:space="preserve">061  </w:t>
+            </w:r>
+          </w:p>
+          <w:p>
+            <w:pPr>
+              <w:spacing w:after="0" w:line="240" w:lineRule="auto"/>
+            </w:pPr>
+            <w:r>
+              <w:rPr>
+                <w:rFonts w:ascii="Courier New" w:hAnsi="Courier New"/>
+                <w:sz w:val="16"/>
+              </w:rPr>
+              <w:t>062      val iterator = MapUnitIterator(listOf(MapUnit("Лучник", Position(2, 2)), MapUnit("Страж", Position(4, 1))))</w:t>
+            </w:r>
+          </w:p>
+          <w:p>
+            <w:pPr>
+              <w:spacing w:after="0" w:line="240" w:lineRule="auto"/>
+            </w:pPr>
+            <w:r>
+              <w:rPr>
+                <w:rFonts w:ascii="Courier New" w:hAnsi="Courier New"/>
+                <w:sz w:val="16"/>
+              </w:rPr>
+              <w:t>063      println("Iterator: ${buildList { while (iterator.hasNext()) add(iterator.next().name) }.joinToString()}")</w:t>
+            </w:r>
+          </w:p>
+          <w:p>
+            <w:pPr>
+              <w:spacing w:after="0" w:line="240" w:lineRule="auto"/>
+            </w:pPr>
+            <w:r>
+              <w:rPr>
+                <w:rFonts w:ascii="Courier New" w:hAnsi="Courier New"/>
+                <w:sz w:val="16"/>
+              </w:rPr>
+              <w:t>064  }</w:t>
+            </w:r>
+          </w:p>
+        </w:tc>
+      </w:tr>
+    </w:tbl>
     <w:sectPr>
       <w:pgSz w:w="12240" w:h="15840"/>
-      <w:pgMar w:top="1134" w:right="850" w:bottom="1134" w:left="1701" w:header="720" w:footer="720" w:gutter="0"/>
+      <w:pgMar w:top="1134" w:right="1020" w:bottom="1134" w:left="1474" w:header="720" w:footer="720" w:gutter="0"/>
       <w:cols w:space="720"/>
       <w:docGrid w:linePitch="360"/>
     </w:sectPr>
@@ -527,6 +1522,9 @@
     <w:name w:val="Normal"/>
     <w:qFormat/>
     <w:rsid w:val="00FC693F"/>
+    <w:pPr>
+      <w:spacing w:after="140" w:line="269" w:lineRule="auto"/>
+    </w:pPr>
     <w:rPr>
       <w:rFonts w:ascii="Times New Roman" w:hAnsi="Times New Roman"/>
       <w:sz w:val="24"/>
@@ -594,8 +1592,7 @@
       <w:rFonts w:asciiTheme="majorHAnsi" w:eastAsiaTheme="majorEastAsia" w:hAnsiTheme="majorHAnsi" w:cstheme="majorBidi" w:ascii="Times New Roman" w:hAnsi="Times New Roman"/>
       <w:b/>
       <w:bCs/>
-      <w:color w:val="365F91" w:themeColor="accent1" w:themeShade="BF"/>
-      <w:sz w:val="28"/>
+      <w:sz w:val="32"/>
       <w:szCs w:val="28"/>
     </w:rPr>
   </w:style>
@@ -618,7 +1615,6 @@
       <w:rFonts w:asciiTheme="majorHAnsi" w:eastAsiaTheme="majorEastAsia" w:hAnsiTheme="majorHAnsi" w:cstheme="majorBidi" w:ascii="Times New Roman" w:hAnsi="Times New Roman"/>
       <w:b/>
       <w:bCs/>
-      <w:color w:val="4F81BD" w:themeColor="accent1"/>
       <w:sz w:val="26"/>
       <w:szCs w:val="26"/>
     </w:rPr>
